--- a/documentos/resultados_random_forest_adhd.docx
+++ b/documentos/resultados_random_forest_adhd.docx
@@ -5,7 +5,7 @@
     <w:p>
       <w:pPr>
         <w:pStyle w:val="Title"/>
-        <w:spacing w:before="2600"/>
+        <w:spacing w:before="2400"/>
         <w:jc w:val="center"/>
       </w:pPr>
       <w:r>
@@ -19,7 +19,6 @@
     </w:p>
     <w:p>
       <w:pPr>
-        <w:spacing w:before="240"/>
         <w:jc w:val="center"/>
       </w:pPr>
       <w:r>
@@ -61,7 +60,7 @@
           <w:b w:val="0"/>
           <w:sz w:val="22"/>
         </w:rPr>
-        <w:t>En esta sección se presentan los resultados obtenidos mediante el algoritmo Random Forest Classifier aplicado a la ADHD Rating Scale IV, versión para profesores. El objetivo de esta primera implementación fue comprobar el funcionamiento técnico del proceso de generación de datos, entrenamiento, evaluación y visualización de un modelo de clasificación.</w:t>
+        <w:t>Esta sección presenta el proceso de entrenamiento y evaluación de un modelo Random Forest aplicado a la ADHD Rating Scale IV, versión para profesores. El objetivo es comprobar el funcionamiento técnico del flujo de entrenamiento, evaluación y consulta de resultados.</w:t>
       </w:r>
     </w:p>
     <w:p>
@@ -74,7 +73,7 @@
           <w:b w:val="0"/>
           <w:sz w:val="22"/>
         </w:rPr>
-        <w:t>Para esta prueba se generaron 10 000 registros sintéticos. Cada registro contiene las respuestas de los 18 ítems de la escala, con valores entre 0 y 3, donde 0 representa nunca o rara vez y 3 representa una frecuencia alta de la conducta evaluada. La variable objetivo fue construida como un indicador sintético de tamizaje positivo: se consideró positivo cuando existían seis o más ítems con puntuación mayor o igual a 2 en la dimensión de inatención o en la dimensión de hiperactividad e impulsividad. Se incorporó un 12 por ciento de ruido en las etiquetas para evitar una clasificación artificialmente perfecta.</w:t>
+        <w:t>La muestra está compuesta por 30 registros. Cada registro incluye las respuestas de los 18 ítems de la escala, codificadas entre 0 y 3, y una etiqueta de tamizaje positivo o negativo. Las respuestas y etiquetas deben estar completas antes de ejecutar el entrenamiento.</w:t>
       </w:r>
     </w:p>
     <w:p>
@@ -87,35 +86,7 @@
           <w:b w:val="0"/>
           <w:sz w:val="22"/>
         </w:rPr>
-        <w:t>Los datos fueron divididos en 80 por ciento para entrenamiento, equivalente a 8 000 registros, y 20 por ciento para pruebas, equivalente a 2 000 registros. El modelo se configuró con 500 árboles de decisión, ponderación balanceada de clases y una semilla aleatoria fija de 42, con el propósito de garantizar resultados reproducibles.</w:t>
-      </w:r>
-    </w:p>
-    <w:p>
-      <w:pPr>
-        <w:pStyle w:val="Heading2"/>
-        <w:spacing w:before="280" w:after="140"/>
-      </w:pPr>
-      <w:r>
-        <w:rPr>
-          <w:rFonts w:ascii="Calibri" w:hAnsi="Calibri"/>
-          <w:b/>
-          <w:color w:val="000000"/>
-          <w:sz w:val="24"/>
-        </w:rPr>
-        <w:t>Métricas de evaluación</w:t>
-      </w:r>
-    </w:p>
-    <w:p>
-      <w:pPr>
-        <w:spacing w:after="160" w:line="276" w:lineRule="auto"/>
-      </w:pPr>
-      <w:r>
-        <w:rPr>
-          <w:rFonts w:ascii="Calibri" w:hAnsi="Calibri"/>
-          <w:b w:val="0"/>
-          <w:sz w:val="22"/>
-        </w:rPr>
-        <w:t>Como se observa en la Figura 1, el modelo obtuvo una exactitud de 80.70 por ciento, lo que indica que clasificó correctamente aproximadamente ocho de cada diez registros del conjunto de prueba. La precisión fue de 78.94 por ciento, mientras que el recall o sensibilidad alcanzó 79.78 por ciento. El F1 score fue de 79.36 por ciento y el valor de ROC AUC fue de 85.94 por ciento.</w:t>
+        <w:t>Los datos se dividen de forma estratificada en 24 registros para entrenamiento y 6 registros para prueba. El modelo se configura con 300 árboles de decisión, ponderación balanceada de clases y semilla aleatoria fija de 42 para conservar resultados reproducibles.</w:t>
       </w:r>
     </w:p>
     <w:tbl>
@@ -135,15 +106,6 @@
           <w:tcPr>
             <w:tcW w:type="dxa" w:w="3059"/>
             <w:shd w:fill="1F4E78"/>
-            <w:vAlign w:val="center"/>
-            <w:tcBorders>
-              <w:top w:val="single" w:sz="6" w:color="D9E2F3"/>
-              <w:left w:val="single" w:sz="6" w:color="D9E2F3"/>
-              <w:bottom w:val="single" w:sz="6" w:color="D9E2F3"/>
-              <w:right w:val="single" w:sz="6" w:color="D9E2F3"/>
-              <w:insideH w:val="single" w:sz="6" w:color="D9E2F3"/>
-              <w:insideV w:val="single" w:sz="6" w:color="D9E2F3"/>
-            </w:tcBorders>
           </w:tcPr>
           <w:p>
             <w:pPr>
@@ -156,7 +118,7 @@
                 <w:color w:val="FFFFFF"/>
                 <w:sz w:val="20"/>
               </w:rPr>
-              <w:t>Métrica</w:t>
+              <w:t>Elemento</w:t>
             </w:r>
           </w:p>
         </w:tc>
@@ -164,15 +126,6 @@
           <w:tcPr>
             <w:tcW w:type="dxa" w:w="3059"/>
             <w:shd w:fill="1F4E78"/>
-            <w:vAlign w:val="center"/>
-            <w:tcBorders>
-              <w:top w:val="single" w:sz="6" w:color="D9E2F3"/>
-              <w:left w:val="single" w:sz="6" w:color="D9E2F3"/>
-              <w:bottom w:val="single" w:sz="6" w:color="D9E2F3"/>
-              <w:right w:val="single" w:sz="6" w:color="D9E2F3"/>
-              <w:insideH w:val="single" w:sz="6" w:color="D9E2F3"/>
-              <w:insideV w:val="single" w:sz="6" w:color="D9E2F3"/>
-            </w:tcBorders>
           </w:tcPr>
           <w:p>
             <w:pPr>
@@ -185,7 +138,7 @@
                 <w:color w:val="FFFFFF"/>
                 <w:sz w:val="20"/>
               </w:rPr>
-              <w:t>Resultado</w:t>
+              <w:t>Configuración</w:t>
             </w:r>
           </w:p>
         </w:tc>
@@ -193,15 +146,6 @@
           <w:tcPr>
             <w:tcW w:type="dxa" w:w="3059"/>
             <w:shd w:fill="1F4E78"/>
-            <w:vAlign w:val="center"/>
-            <w:tcBorders>
-              <w:top w:val="single" w:sz="6" w:color="D9E2F3"/>
-              <w:left w:val="single" w:sz="6" w:color="D9E2F3"/>
-              <w:bottom w:val="single" w:sz="6" w:color="D9E2F3"/>
-              <w:right w:val="single" w:sz="6" w:color="D9E2F3"/>
-              <w:insideH w:val="single" w:sz="6" w:color="D9E2F3"/>
-              <w:insideV w:val="single" w:sz="6" w:color="D9E2F3"/>
-            </w:tcBorders>
           </w:tcPr>
           <w:p>
             <w:pPr>
@@ -214,7 +158,7 @@
                 <w:color w:val="FFFFFF"/>
                 <w:sz w:val="20"/>
               </w:rPr>
-              <w:t>Interpretación</w:t>
+              <w:t>Descripción</w:t>
             </w:r>
           </w:p>
         </w:tc>
@@ -223,15 +167,6 @@
         <w:tc>
           <w:tcPr>
             <w:tcW w:type="dxa" w:w="3059"/>
-            <w:vAlign w:val="center"/>
-            <w:tcBorders>
-              <w:top w:val="single" w:sz="6" w:color="D9E2F3"/>
-              <w:left w:val="single" w:sz="6" w:color="D9E2F3"/>
-              <w:bottom w:val="single" w:sz="6" w:color="D9E2F3"/>
-              <w:right w:val="single" w:sz="6" w:color="D9E2F3"/>
-              <w:insideH w:val="single" w:sz="6" w:color="D9E2F3"/>
-              <w:insideV w:val="single" w:sz="6" w:color="D9E2F3"/>
-            </w:tcBorders>
           </w:tcPr>
           <w:p>
             <w:pPr>
@@ -241,24 +176,15 @@
               <w:rPr>
                 <w:rFonts w:ascii="Calibri" w:hAnsi="Calibri"/>
                 <w:b w:val="0"/>
-                <w:sz w:val="18"/>
+                <w:sz w:val="20"/>
               </w:rPr>
-              <w:t>Accuracy</w:t>
+              <w:t>Cantidad total</w:t>
             </w:r>
           </w:p>
         </w:tc>
         <w:tc>
           <w:tcPr>
             <w:tcW w:type="dxa" w:w="3059"/>
-            <w:vAlign w:val="center"/>
-            <w:tcBorders>
-              <w:top w:val="single" w:sz="6" w:color="D9E2F3"/>
-              <w:left w:val="single" w:sz="6" w:color="D9E2F3"/>
-              <w:bottom w:val="single" w:sz="6" w:color="D9E2F3"/>
-              <w:right w:val="single" w:sz="6" w:color="D9E2F3"/>
-              <w:insideH w:val="single" w:sz="6" w:color="D9E2F3"/>
-              <w:insideV w:val="single" w:sz="6" w:color="D9E2F3"/>
-            </w:tcBorders>
           </w:tcPr>
           <w:p>
             <w:pPr>
@@ -268,24 +194,15 @@
               <w:rPr>
                 <w:rFonts w:ascii="Calibri" w:hAnsi="Calibri"/>
                 <w:b w:val="0"/>
-                <w:sz w:val="18"/>
+                <w:sz w:val="20"/>
               </w:rPr>
-              <w:t>0.8070</w:t>
+              <w:t>30 registros</w:t>
             </w:r>
           </w:p>
         </w:tc>
         <w:tc>
           <w:tcPr>
             <w:tcW w:type="dxa" w:w="3059"/>
-            <w:vAlign w:val="center"/>
-            <w:tcBorders>
-              <w:top w:val="single" w:sz="6" w:color="D9E2F3"/>
-              <w:left w:val="single" w:sz="6" w:color="D9E2F3"/>
-              <w:bottom w:val="single" w:sz="6" w:color="D9E2F3"/>
-              <w:right w:val="single" w:sz="6" w:color="D9E2F3"/>
-              <w:insideH w:val="single" w:sz="6" w:color="D9E2F3"/>
-              <w:insideV w:val="single" w:sz="6" w:color="D9E2F3"/>
-            </w:tcBorders>
           </w:tcPr>
           <w:p>
             <w:pPr>
@@ -295,9 +212,9 @@
               <w:rPr>
                 <w:rFonts w:ascii="Calibri" w:hAnsi="Calibri"/>
                 <w:b w:val="0"/>
-                <w:sz w:val="18"/>
+                <w:sz w:val="20"/>
               </w:rPr>
-              <w:t>Proporción total de clasificaciones correctas.</w:t>
+              <w:t>Muestra disponible para el proceso.</w:t>
             </w:r>
           </w:p>
         </w:tc>
@@ -307,15 +224,6 @@
           <w:tcPr>
             <w:tcW w:type="dxa" w:w="3059"/>
             <w:shd w:fill="F3F7FB"/>
-            <w:vAlign w:val="center"/>
-            <w:tcBorders>
-              <w:top w:val="single" w:sz="6" w:color="D9E2F3"/>
-              <w:left w:val="single" w:sz="6" w:color="D9E2F3"/>
-              <w:bottom w:val="single" w:sz="6" w:color="D9E2F3"/>
-              <w:right w:val="single" w:sz="6" w:color="D9E2F3"/>
-              <w:insideH w:val="single" w:sz="6" w:color="D9E2F3"/>
-              <w:insideV w:val="single" w:sz="6" w:color="D9E2F3"/>
-            </w:tcBorders>
           </w:tcPr>
           <w:p>
             <w:pPr>
@@ -325,9 +233,9 @@
               <w:rPr>
                 <w:rFonts w:ascii="Calibri" w:hAnsi="Calibri"/>
                 <w:b w:val="0"/>
-                <w:sz w:val="18"/>
+                <w:sz w:val="20"/>
               </w:rPr>
-              <w:t>Balanced accuracy</w:t>
+              <w:t>Entrenamiento</w:t>
             </w:r>
           </w:p>
         </w:tc>
@@ -335,15 +243,6 @@
           <w:tcPr>
             <w:tcW w:type="dxa" w:w="3059"/>
             <w:shd w:fill="F3F7FB"/>
-            <w:vAlign w:val="center"/>
-            <w:tcBorders>
-              <w:top w:val="single" w:sz="6" w:color="D9E2F3"/>
-              <w:left w:val="single" w:sz="6" w:color="D9E2F3"/>
-              <w:bottom w:val="single" w:sz="6" w:color="D9E2F3"/>
-              <w:right w:val="single" w:sz="6" w:color="D9E2F3"/>
-              <w:insideH w:val="single" w:sz="6" w:color="D9E2F3"/>
-              <w:insideV w:val="single" w:sz="6" w:color="D9E2F3"/>
-            </w:tcBorders>
           </w:tcPr>
           <w:p>
             <w:pPr>
@@ -353,9 +252,9 @@
               <w:rPr>
                 <w:rFonts w:ascii="Calibri" w:hAnsi="Calibri"/>
                 <w:b w:val="0"/>
-                <w:sz w:val="18"/>
+                <w:sz w:val="20"/>
               </w:rPr>
-              <w:t>0.8064</w:t>
+              <w:t>24 registros</w:t>
             </w:r>
           </w:p>
         </w:tc>
@@ -363,15 +262,6 @@
           <w:tcPr>
             <w:tcW w:type="dxa" w:w="3059"/>
             <w:shd w:fill="F3F7FB"/>
-            <w:vAlign w:val="center"/>
-            <w:tcBorders>
-              <w:top w:val="single" w:sz="6" w:color="D9E2F3"/>
-              <w:left w:val="single" w:sz="6" w:color="D9E2F3"/>
-              <w:bottom w:val="single" w:sz="6" w:color="D9E2F3"/>
-              <w:right w:val="single" w:sz="6" w:color="D9E2F3"/>
-              <w:insideH w:val="single" w:sz="6" w:color="D9E2F3"/>
-              <w:insideV w:val="single" w:sz="6" w:color="D9E2F3"/>
-            </w:tcBorders>
           </w:tcPr>
           <w:p>
             <w:pPr>
@@ -381,9 +271,9 @@
               <w:rPr>
                 <w:rFonts w:ascii="Calibri" w:hAnsi="Calibri"/>
                 <w:b w:val="0"/>
-                <w:sz w:val="18"/>
+                <w:sz w:val="20"/>
               </w:rPr>
-              <w:t>Promedio equilibrado del acierto en ambas clases.</w:t>
+              <w:t>80 por ciento de la muestra.</w:t>
             </w:r>
           </w:p>
         </w:tc>
@@ -392,15 +282,6 @@
         <w:tc>
           <w:tcPr>
             <w:tcW w:type="dxa" w:w="3059"/>
-            <w:vAlign w:val="center"/>
-            <w:tcBorders>
-              <w:top w:val="single" w:sz="6" w:color="D9E2F3"/>
-              <w:left w:val="single" w:sz="6" w:color="D9E2F3"/>
-              <w:bottom w:val="single" w:sz="6" w:color="D9E2F3"/>
-              <w:right w:val="single" w:sz="6" w:color="D9E2F3"/>
-              <w:insideH w:val="single" w:sz="6" w:color="D9E2F3"/>
-              <w:insideV w:val="single" w:sz="6" w:color="D9E2F3"/>
-            </w:tcBorders>
           </w:tcPr>
           <w:p>
             <w:pPr>
@@ -410,24 +291,15 @@
               <w:rPr>
                 <w:rFonts w:ascii="Calibri" w:hAnsi="Calibri"/>
                 <w:b w:val="0"/>
-                <w:sz w:val="18"/>
+                <w:sz w:val="20"/>
               </w:rPr>
-              <w:t>Precision</w:t>
+              <w:t>Prueba</w:t>
             </w:r>
           </w:p>
         </w:tc>
         <w:tc>
           <w:tcPr>
             <w:tcW w:type="dxa" w:w="3059"/>
-            <w:vAlign w:val="center"/>
-            <w:tcBorders>
-              <w:top w:val="single" w:sz="6" w:color="D9E2F3"/>
-              <w:left w:val="single" w:sz="6" w:color="D9E2F3"/>
-              <w:bottom w:val="single" w:sz="6" w:color="D9E2F3"/>
-              <w:right w:val="single" w:sz="6" w:color="D9E2F3"/>
-              <w:insideH w:val="single" w:sz="6" w:color="D9E2F3"/>
-              <w:insideV w:val="single" w:sz="6" w:color="D9E2F3"/>
-            </w:tcBorders>
           </w:tcPr>
           <w:p>
             <w:pPr>
@@ -437,24 +309,15 @@
               <w:rPr>
                 <w:rFonts w:ascii="Calibri" w:hAnsi="Calibri"/>
                 <w:b w:val="0"/>
-                <w:sz w:val="18"/>
+                <w:sz w:val="20"/>
               </w:rPr>
-              <w:t>0.7894</w:t>
+              <w:t>6 registros</w:t>
             </w:r>
           </w:p>
         </w:tc>
         <w:tc>
           <w:tcPr>
             <w:tcW w:type="dxa" w:w="3059"/>
-            <w:vAlign w:val="center"/>
-            <w:tcBorders>
-              <w:top w:val="single" w:sz="6" w:color="D9E2F3"/>
-              <w:left w:val="single" w:sz="6" w:color="D9E2F3"/>
-              <w:bottom w:val="single" w:sz="6" w:color="D9E2F3"/>
-              <w:right w:val="single" w:sz="6" w:color="D9E2F3"/>
-              <w:insideH w:val="single" w:sz="6" w:color="D9E2F3"/>
-              <w:insideV w:val="single" w:sz="6" w:color="D9E2F3"/>
-            </w:tcBorders>
           </w:tcPr>
           <w:p>
             <w:pPr>
@@ -464,9 +327,9 @@
               <w:rPr>
                 <w:rFonts w:ascii="Calibri" w:hAnsi="Calibri"/>
                 <w:b w:val="0"/>
-                <w:sz w:val="18"/>
+                <w:sz w:val="20"/>
               </w:rPr>
-              <w:t>Proporción de positivos predichos que fueron positivos.</w:t>
+              <w:t>20 por ciento de la muestra.</w:t>
             </w:r>
           </w:p>
         </w:tc>
@@ -476,15 +339,6 @@
           <w:tcPr>
             <w:tcW w:type="dxa" w:w="3059"/>
             <w:shd w:fill="F3F7FB"/>
-            <w:vAlign w:val="center"/>
-            <w:tcBorders>
-              <w:top w:val="single" w:sz="6" w:color="D9E2F3"/>
-              <w:left w:val="single" w:sz="6" w:color="D9E2F3"/>
-              <w:bottom w:val="single" w:sz="6" w:color="D9E2F3"/>
-              <w:right w:val="single" w:sz="6" w:color="D9E2F3"/>
-              <w:insideH w:val="single" w:sz="6" w:color="D9E2F3"/>
-              <w:insideV w:val="single" w:sz="6" w:color="D9E2F3"/>
-            </w:tcBorders>
           </w:tcPr>
           <w:p>
             <w:pPr>
@@ -494,9 +348,9 @@
               <w:rPr>
                 <w:rFonts w:ascii="Calibri" w:hAnsi="Calibri"/>
                 <w:b w:val="0"/>
-                <w:sz w:val="18"/>
+                <w:sz w:val="20"/>
               </w:rPr>
-              <w:t>Recall o sensibilidad</w:t>
+              <w:t>Modelo</w:t>
             </w:r>
           </w:p>
         </w:tc>
@@ -504,15 +358,6 @@
           <w:tcPr>
             <w:tcW w:type="dxa" w:w="3059"/>
             <w:shd w:fill="F3F7FB"/>
-            <w:vAlign w:val="center"/>
-            <w:tcBorders>
-              <w:top w:val="single" w:sz="6" w:color="D9E2F3"/>
-              <w:left w:val="single" w:sz="6" w:color="D9E2F3"/>
-              <w:bottom w:val="single" w:sz="6" w:color="D9E2F3"/>
-              <w:right w:val="single" w:sz="6" w:color="D9E2F3"/>
-              <w:insideH w:val="single" w:sz="6" w:color="D9E2F3"/>
-              <w:insideV w:val="single" w:sz="6" w:color="D9E2F3"/>
-            </w:tcBorders>
           </w:tcPr>
           <w:p>
             <w:pPr>
@@ -522,9 +367,9 @@
               <w:rPr>
                 <w:rFonts w:ascii="Calibri" w:hAnsi="Calibri"/>
                 <w:b w:val="0"/>
-                <w:sz w:val="18"/>
+                <w:sz w:val="20"/>
               </w:rPr>
-              <w:t>0.7978</w:t>
+              <w:t>Random Forest</w:t>
             </w:r>
           </w:p>
         </w:tc>
@@ -532,15 +377,6 @@
           <w:tcPr>
             <w:tcW w:type="dxa" w:w="3059"/>
             <w:shd w:fill="F3F7FB"/>
-            <w:vAlign w:val="center"/>
-            <w:tcBorders>
-              <w:top w:val="single" w:sz="6" w:color="D9E2F3"/>
-              <w:left w:val="single" w:sz="6" w:color="D9E2F3"/>
-              <w:bottom w:val="single" w:sz="6" w:color="D9E2F3"/>
-              <w:right w:val="single" w:sz="6" w:color="D9E2F3"/>
-              <w:insideH w:val="single" w:sz="6" w:color="D9E2F3"/>
-              <w:insideV w:val="single" w:sz="6" w:color="D9E2F3"/>
-            </w:tcBorders>
           </w:tcPr>
           <w:p>
             <w:pPr>
@@ -550,9 +386,9 @@
               <w:rPr>
                 <w:rFonts w:ascii="Calibri" w:hAnsi="Calibri"/>
                 <w:b w:val="0"/>
-                <w:sz w:val="18"/>
+                <w:sz w:val="20"/>
               </w:rPr>
-              <w:t>Proporción de positivos identificados correctamente.</w:t>
+              <w:t>300 árboles y semilla aleatoria 42.</w:t>
             </w:r>
           </w:p>
         </w:tc>
@@ -561,15 +397,6 @@
         <w:tc>
           <w:tcPr>
             <w:tcW w:type="dxa" w:w="3059"/>
-            <w:vAlign w:val="center"/>
-            <w:tcBorders>
-              <w:top w:val="single" w:sz="6" w:color="D9E2F3"/>
-              <w:left w:val="single" w:sz="6" w:color="D9E2F3"/>
-              <w:bottom w:val="single" w:sz="6" w:color="D9E2F3"/>
-              <w:right w:val="single" w:sz="6" w:color="D9E2F3"/>
-              <w:insideH w:val="single" w:sz="6" w:color="D9E2F3"/>
-              <w:insideV w:val="single" w:sz="6" w:color="D9E2F3"/>
-            </w:tcBorders>
           </w:tcPr>
           <w:p>
             <w:pPr>
@@ -579,24 +406,15 @@
               <w:rPr>
                 <w:rFonts w:ascii="Calibri" w:hAnsi="Calibri"/>
                 <w:b w:val="0"/>
-                <w:sz w:val="18"/>
+                <w:sz w:val="20"/>
               </w:rPr>
-              <w:t>Especificidad</w:t>
+              <w:t>Resultados</w:t>
             </w:r>
           </w:p>
         </w:tc>
         <w:tc>
           <w:tcPr>
             <w:tcW w:type="dxa" w:w="3059"/>
-            <w:vAlign w:val="center"/>
-            <w:tcBorders>
-              <w:top w:val="single" w:sz="6" w:color="D9E2F3"/>
-              <w:left w:val="single" w:sz="6" w:color="D9E2F3"/>
-              <w:bottom w:val="single" w:sz="6" w:color="D9E2F3"/>
-              <w:right w:val="single" w:sz="6" w:color="D9E2F3"/>
-              <w:insideH w:val="single" w:sz="6" w:color="D9E2F3"/>
-              <w:insideV w:val="single" w:sz="6" w:color="D9E2F3"/>
-            </w:tcBorders>
           </w:tcPr>
           <w:p>
             <w:pPr>
@@ -606,24 +424,15 @@
               <w:rPr>
                 <w:rFonts w:ascii="Calibri" w:hAnsi="Calibri"/>
                 <w:b w:val="0"/>
-                <w:sz w:val="18"/>
+                <w:sz w:val="20"/>
               </w:rPr>
-              <w:t>0.8150</w:t>
+              <w:t>En consola</w:t>
             </w:r>
           </w:p>
         </w:tc>
         <w:tc>
           <w:tcPr>
             <w:tcW w:type="dxa" w:w="3059"/>
-            <w:vAlign w:val="center"/>
-            <w:tcBorders>
-              <w:top w:val="single" w:sz="6" w:color="D9E2F3"/>
-              <w:left w:val="single" w:sz="6" w:color="D9E2F3"/>
-              <w:bottom w:val="single" w:sz="6" w:color="D9E2F3"/>
-              <w:right w:val="single" w:sz="6" w:color="D9E2F3"/>
-              <w:insideH w:val="single" w:sz="6" w:color="D9E2F3"/>
-              <w:insideV w:val="single" w:sz="6" w:color="D9E2F3"/>
-            </w:tcBorders>
           </w:tcPr>
           <w:p>
             <w:pPr>
@@ -633,264 +442,9 @@
               <w:rPr>
                 <w:rFonts w:ascii="Calibri" w:hAnsi="Calibri"/>
                 <w:b w:val="0"/>
-                <w:sz w:val="18"/>
+                <w:sz w:val="20"/>
               </w:rPr>
-              <w:t>Proporción de negativos identificados correctamente.</w:t>
-            </w:r>
-          </w:p>
-        </w:tc>
-      </w:tr>
-      <w:tr>
-        <w:tc>
-          <w:tcPr>
-            <w:tcW w:type="dxa" w:w="3059"/>
-            <w:shd w:fill="F3F7FB"/>
-            <w:vAlign w:val="center"/>
-            <w:tcBorders>
-              <w:top w:val="single" w:sz="6" w:color="D9E2F3"/>
-              <w:left w:val="single" w:sz="6" w:color="D9E2F3"/>
-              <w:bottom w:val="single" w:sz="6" w:color="D9E2F3"/>
-              <w:right w:val="single" w:sz="6" w:color="D9E2F3"/>
-              <w:insideH w:val="single" w:sz="6" w:color="D9E2F3"/>
-              <w:insideV w:val="single" w:sz="6" w:color="D9E2F3"/>
-            </w:tcBorders>
-          </w:tcPr>
-          <w:p>
-            <w:pPr>
-              <w:jc w:val="left"/>
-            </w:pPr>
-            <w:r>
-              <w:rPr>
-                <w:rFonts w:ascii="Calibri" w:hAnsi="Calibri"/>
-                <w:b w:val="0"/>
-                <w:sz w:val="18"/>
-              </w:rPr>
-              <w:t>F1 score</w:t>
-            </w:r>
-          </w:p>
-        </w:tc>
-        <w:tc>
-          <w:tcPr>
-            <w:tcW w:type="dxa" w:w="3059"/>
-            <w:shd w:fill="F3F7FB"/>
-            <w:vAlign w:val="center"/>
-            <w:tcBorders>
-              <w:top w:val="single" w:sz="6" w:color="D9E2F3"/>
-              <w:left w:val="single" w:sz="6" w:color="D9E2F3"/>
-              <w:bottom w:val="single" w:sz="6" w:color="D9E2F3"/>
-              <w:right w:val="single" w:sz="6" w:color="D9E2F3"/>
-              <w:insideH w:val="single" w:sz="6" w:color="D9E2F3"/>
-              <w:insideV w:val="single" w:sz="6" w:color="D9E2F3"/>
-            </w:tcBorders>
-          </w:tcPr>
-          <w:p>
-            <w:pPr>
-              <w:jc w:val="center"/>
-            </w:pPr>
-            <w:r>
-              <w:rPr>
-                <w:rFonts w:ascii="Calibri" w:hAnsi="Calibri"/>
-                <w:b w:val="0"/>
-                <w:sz w:val="18"/>
-              </w:rPr>
-              <w:t>0.7936</w:t>
-            </w:r>
-          </w:p>
-        </w:tc>
-        <w:tc>
-          <w:tcPr>
-            <w:tcW w:type="dxa" w:w="3059"/>
-            <w:shd w:fill="F3F7FB"/>
-            <w:vAlign w:val="center"/>
-            <w:tcBorders>
-              <w:top w:val="single" w:sz="6" w:color="D9E2F3"/>
-              <w:left w:val="single" w:sz="6" w:color="D9E2F3"/>
-              <w:bottom w:val="single" w:sz="6" w:color="D9E2F3"/>
-              <w:right w:val="single" w:sz="6" w:color="D9E2F3"/>
-              <w:insideH w:val="single" w:sz="6" w:color="D9E2F3"/>
-              <w:insideV w:val="single" w:sz="6" w:color="D9E2F3"/>
-            </w:tcBorders>
-          </w:tcPr>
-          <w:p>
-            <w:pPr>
-              <w:jc w:val="left"/>
-            </w:pPr>
-            <w:r>
-              <w:rPr>
-                <w:rFonts w:ascii="Calibri" w:hAnsi="Calibri"/>
-                <w:b w:val="0"/>
-                <w:sz w:val="18"/>
-              </w:rPr>
-              <w:t>Equilibrio entre precisión y sensibilidad.</w:t>
-            </w:r>
-          </w:p>
-        </w:tc>
-      </w:tr>
-      <w:tr>
-        <w:tc>
-          <w:tcPr>
-            <w:tcW w:type="dxa" w:w="3059"/>
-            <w:vAlign w:val="center"/>
-            <w:tcBorders>
-              <w:top w:val="single" w:sz="6" w:color="D9E2F3"/>
-              <w:left w:val="single" w:sz="6" w:color="D9E2F3"/>
-              <w:bottom w:val="single" w:sz="6" w:color="D9E2F3"/>
-              <w:right w:val="single" w:sz="6" w:color="D9E2F3"/>
-              <w:insideH w:val="single" w:sz="6" w:color="D9E2F3"/>
-              <w:insideV w:val="single" w:sz="6" w:color="D9E2F3"/>
-            </w:tcBorders>
-          </w:tcPr>
-          <w:p>
-            <w:pPr>
-              <w:jc w:val="left"/>
-            </w:pPr>
-            <w:r>
-              <w:rPr>
-                <w:rFonts w:ascii="Calibri" w:hAnsi="Calibri"/>
-                <w:b w:val="0"/>
-                <w:sz w:val="18"/>
-              </w:rPr>
-              <w:t>ROC AUC</w:t>
-            </w:r>
-          </w:p>
-        </w:tc>
-        <w:tc>
-          <w:tcPr>
-            <w:tcW w:type="dxa" w:w="3059"/>
-            <w:vAlign w:val="center"/>
-            <w:tcBorders>
-              <w:top w:val="single" w:sz="6" w:color="D9E2F3"/>
-              <w:left w:val="single" w:sz="6" w:color="D9E2F3"/>
-              <w:bottom w:val="single" w:sz="6" w:color="D9E2F3"/>
-              <w:right w:val="single" w:sz="6" w:color="D9E2F3"/>
-              <w:insideH w:val="single" w:sz="6" w:color="D9E2F3"/>
-              <w:insideV w:val="single" w:sz="6" w:color="D9E2F3"/>
-            </w:tcBorders>
-          </w:tcPr>
-          <w:p>
-            <w:pPr>
-              <w:jc w:val="center"/>
-            </w:pPr>
-            <w:r>
-              <w:rPr>
-                <w:rFonts w:ascii="Calibri" w:hAnsi="Calibri"/>
-                <w:b w:val="0"/>
-                <w:sz w:val="18"/>
-              </w:rPr>
-              <w:t>0.8594</w:t>
-            </w:r>
-          </w:p>
-        </w:tc>
-        <w:tc>
-          <w:tcPr>
-            <w:tcW w:type="dxa" w:w="3059"/>
-            <w:vAlign w:val="center"/>
-            <w:tcBorders>
-              <w:top w:val="single" w:sz="6" w:color="D9E2F3"/>
-              <w:left w:val="single" w:sz="6" w:color="D9E2F3"/>
-              <w:bottom w:val="single" w:sz="6" w:color="D9E2F3"/>
-              <w:right w:val="single" w:sz="6" w:color="D9E2F3"/>
-              <w:insideH w:val="single" w:sz="6" w:color="D9E2F3"/>
-              <w:insideV w:val="single" w:sz="6" w:color="D9E2F3"/>
-            </w:tcBorders>
-          </w:tcPr>
-          <w:p>
-            <w:pPr>
-              <w:jc w:val="left"/>
-            </w:pPr>
-            <w:r>
-              <w:rPr>
-                <w:rFonts w:ascii="Calibri" w:hAnsi="Calibri"/>
-                <w:b w:val="0"/>
-                <w:sz w:val="18"/>
-              </w:rPr>
-              <w:t>Capacidad de separar las clases positiva y negativa.</w:t>
-            </w:r>
-          </w:p>
-        </w:tc>
-      </w:tr>
-      <w:tr>
-        <w:tc>
-          <w:tcPr>
-            <w:tcW w:type="dxa" w:w="3059"/>
-            <w:shd w:fill="F3F7FB"/>
-            <w:vAlign w:val="center"/>
-            <w:tcBorders>
-              <w:top w:val="single" w:sz="6" w:color="D9E2F3"/>
-              <w:left w:val="single" w:sz="6" w:color="D9E2F3"/>
-              <w:bottom w:val="single" w:sz="6" w:color="D9E2F3"/>
-              <w:right w:val="single" w:sz="6" w:color="D9E2F3"/>
-              <w:insideH w:val="single" w:sz="6" w:color="D9E2F3"/>
-              <w:insideV w:val="single" w:sz="6" w:color="D9E2F3"/>
-            </w:tcBorders>
-          </w:tcPr>
-          <w:p>
-            <w:pPr>
-              <w:jc w:val="left"/>
-            </w:pPr>
-            <w:r>
-              <w:rPr>
-                <w:rFonts w:ascii="Calibri" w:hAnsi="Calibri"/>
-                <w:b w:val="0"/>
-                <w:sz w:val="18"/>
-              </w:rPr>
-              <w:t>PR AUC</w:t>
-            </w:r>
-          </w:p>
-        </w:tc>
-        <w:tc>
-          <w:tcPr>
-            <w:tcW w:type="dxa" w:w="3059"/>
-            <w:shd w:fill="F3F7FB"/>
-            <w:vAlign w:val="center"/>
-            <w:tcBorders>
-              <w:top w:val="single" w:sz="6" w:color="D9E2F3"/>
-              <w:left w:val="single" w:sz="6" w:color="D9E2F3"/>
-              <w:bottom w:val="single" w:sz="6" w:color="D9E2F3"/>
-              <w:right w:val="single" w:sz="6" w:color="D9E2F3"/>
-              <w:insideH w:val="single" w:sz="6" w:color="D9E2F3"/>
-              <w:insideV w:val="single" w:sz="6" w:color="D9E2F3"/>
-            </w:tcBorders>
-          </w:tcPr>
-          <w:p>
-            <w:pPr>
-              <w:jc w:val="center"/>
-            </w:pPr>
-            <w:r>
-              <w:rPr>
-                <w:rFonts w:ascii="Calibri" w:hAnsi="Calibri"/>
-                <w:b w:val="0"/>
-                <w:sz w:val="18"/>
-              </w:rPr>
-              <w:t>0.8267</w:t>
-            </w:r>
-          </w:p>
-        </w:tc>
-        <w:tc>
-          <w:tcPr>
-            <w:tcW w:type="dxa" w:w="3059"/>
-            <w:shd w:fill="F3F7FB"/>
-            <w:vAlign w:val="center"/>
-            <w:tcBorders>
-              <w:top w:val="single" w:sz="6" w:color="D9E2F3"/>
-              <w:left w:val="single" w:sz="6" w:color="D9E2F3"/>
-              <w:bottom w:val="single" w:sz="6" w:color="D9E2F3"/>
-              <w:right w:val="single" w:sz="6" w:color="D9E2F3"/>
-              <w:insideH w:val="single" w:sz="6" w:color="D9E2F3"/>
-              <w:insideV w:val="single" w:sz="6" w:color="D9E2F3"/>
-            </w:tcBorders>
-          </w:tcPr>
-          <w:p>
-            <w:pPr>
-              <w:jc w:val="left"/>
-            </w:pPr>
-            <w:r>
-              <w:rPr>
-                <w:rFonts w:ascii="Calibri" w:hAnsi="Calibri"/>
-                <w:b w:val="0"/>
-                <w:sz w:val="18"/>
-              </w:rPr>
-              <w:t>Desempeño de precisión y sensibilidad en distintos umbrales.</w:t>
+              <w:t>Métricas, matriz e importancia de ítems.</w:t>
             </w:r>
           </w:p>
         </w:tc>
@@ -898,62 +452,7 @@
     </w:tbl>
     <w:p>
       <w:pPr>
-        <w:spacing w:before="120" w:after="60"/>
-        <w:jc w:val="center"/>
-      </w:pPr>
-      <w:r>
-        <w:drawing>
-          <wp:inline xmlns:a="http://schemas.openxmlformats.org/drawingml/2006/main" xmlns:pic="http://schemas.openxmlformats.org/drawingml/2006/picture">
-            <wp:extent cx="5472000" cy="2691450"/>
-            <wp:docPr id="1" name="Picture 1"/>
-            <wp:cNvGraphicFramePr>
-              <a:graphicFrameLocks noChangeAspect="1"/>
-            </wp:cNvGraphicFramePr>
-            <a:graphic>
-              <a:graphicData uri="http://schemas.openxmlformats.org/drawingml/2006/picture">
-                <pic:pic>
-                  <pic:nvPicPr>
-                    <pic:cNvPr id="0" name="01_metricas.png"/>
-                    <pic:cNvPicPr/>
-                  </pic:nvPicPr>
-                  <pic:blipFill>
-                    <a:blip r:embed="rId9"/>
-                    <a:stretch>
-                      <a:fillRect/>
-                    </a:stretch>
-                  </pic:blipFill>
-                  <pic:spPr>
-                    <a:xfrm>
-                      <a:off x="0" y="0"/>
-                      <a:ext cx="5472000" cy="2691450"/>
-                    </a:xfrm>
-                    <a:prstGeom prst="rect"/>
-                  </pic:spPr>
-                </pic:pic>
-              </a:graphicData>
-            </a:graphic>
-          </wp:inline>
-        </w:drawing>
-      </w:r>
-    </w:p>
-    <w:p>
-      <w:pPr>
-        <w:spacing w:after="200"/>
-        <w:jc w:val="center"/>
-      </w:pPr>
-      <w:r>
-        <w:rPr>
-          <w:rFonts w:ascii="Calibri" w:hAnsi="Calibri"/>
-          <w:b w:val="0"/>
-          <w:i/>
-          <w:sz w:val="20"/>
-        </w:rPr>
-        <w:t>Figura 1. Métricas de evaluación del modelo Random Forest.</w:t>
-      </w:r>
-    </w:p>
-    <w:p>
-      <w:pPr>
-        <w:pStyle w:val="Heading2"/>
+        <w:pStyle w:val="Heading1"/>
         <w:spacing w:before="280" w:after="140"/>
       </w:pPr>
       <w:r>
@@ -961,9 +460,9 @@
           <w:rFonts w:ascii="Calibri" w:hAnsi="Calibri"/>
           <w:b/>
           <w:color w:val="000000"/>
-          <w:sz w:val="24"/>
+          <w:sz w:val="28"/>
         </w:rPr>
-        <w:t>Matriz de confusión</w:t>
+        <w:t>Resultados en consola</w:t>
       </w:r>
     </w:p>
     <w:p>
@@ -976,7 +475,7 @@
           <w:b w:val="0"/>
           <w:sz w:val="22"/>
         </w:rPr>
-        <w:t>La Figura 2 presenta la matriz de confusión del modelo. Se identificaron correctamente 872 casos negativos verdaderos y 742 casos positivos verdaderos. Asimismo, se produjeron 198 falsos positivos, es decir, registros clasificados como positivos cuando su etiqueta sintética era negativa. Se registraron 188 falsos negativos, correspondientes a casos positivos que el modelo no identificó.</w:t>
+        <w:t>Al ejecutar el archivo de entrenamiento, toda la información se muestra directamente en la consola. La salida incluye las métricas de evaluación, la matriz de confusión, los puntos de las curvas ROC y precisión recall, y un gráfico textual de importancia para los 18 ítems. No se abren ventanas ni se generan imágenes o archivos de resultados adicionales.</w:t>
       </w:r>
     </w:p>
     <w:p>
@@ -989,67 +488,12 @@
           <w:b w:val="0"/>
           <w:sz w:val="22"/>
         </w:rPr>
-        <w:t>La especificidad obtenida fue de 81.50 por ciento. Aunque el modelo presenta un desempeño adecuado sobre estos datos simulados, los falsos negativos deben ser considerados con atención cuando se realice una evaluación con datos reales.</w:t>
+        <w:t>Las métricas finales se calculan únicamente cuando los 30 registros contienen respuestas completas y etiquetas de tamizaje válidas. Por ello, los valores de accuracy, precisión, sensibilidad, F1 score, ROC AUC y PR AUC deben tomarse de la ejecución realizada con el archivo de datos final.</w:t>
       </w:r>
     </w:p>
     <w:p>
       <w:pPr>
-        <w:spacing w:before="120" w:after="60"/>
-        <w:jc w:val="center"/>
-      </w:pPr>
-      <w:r>
-        <w:drawing>
-          <wp:inline xmlns:a="http://schemas.openxmlformats.org/drawingml/2006/main" xmlns:pic="http://schemas.openxmlformats.org/drawingml/2006/picture">
-            <wp:extent cx="5472000" cy="5188660"/>
-            <wp:docPr id="2" name="Picture 2"/>
-            <wp:cNvGraphicFramePr>
-              <a:graphicFrameLocks noChangeAspect="1"/>
-            </wp:cNvGraphicFramePr>
-            <a:graphic>
-              <a:graphicData uri="http://schemas.openxmlformats.org/drawingml/2006/picture">
-                <pic:pic>
-                  <pic:nvPicPr>
-                    <pic:cNvPr id="0" name="02_matriz_confusion.png"/>
-                    <pic:cNvPicPr/>
-                  </pic:nvPicPr>
-                  <pic:blipFill>
-                    <a:blip r:embed="rId10"/>
-                    <a:stretch>
-                      <a:fillRect/>
-                    </a:stretch>
-                  </pic:blipFill>
-                  <pic:spPr>
-                    <a:xfrm>
-                      <a:off x="0" y="0"/>
-                      <a:ext cx="5472000" cy="5188660"/>
-                    </a:xfrm>
-                    <a:prstGeom prst="rect"/>
-                  </pic:spPr>
-                </pic:pic>
-              </a:graphicData>
-            </a:graphic>
-          </wp:inline>
-        </w:drawing>
-      </w:r>
-    </w:p>
-    <w:p>
-      <w:pPr>
-        <w:spacing w:after="200"/>
-        <w:jc w:val="center"/>
-      </w:pPr>
-      <w:r>
-        <w:rPr>
-          <w:rFonts w:ascii="Calibri" w:hAnsi="Calibri"/>
-          <w:b w:val="0"/>
-          <w:i/>
-          <w:sz w:val="20"/>
-        </w:rPr>
-        <w:t>Figura 2. Matriz de confusión del modelo Random Forest.</w:t>
-      </w:r>
-    </w:p>
-    <w:p>
-      <w:pPr>
-        <w:pStyle w:val="Heading2"/>
+        <w:pStyle w:val="Heading1"/>
         <w:spacing w:before="280" w:after="140"/>
       </w:pPr>
       <w:r>
@@ -1057,9 +501,9 @@
           <w:rFonts w:ascii="Calibri" w:hAnsi="Calibri"/>
           <w:b/>
           <w:color w:val="000000"/>
-          <w:sz w:val="24"/>
+          <w:sz w:val="28"/>
         </w:rPr>
-        <w:t>Curvas ROC y Precision Recall</w:t>
+        <w:t>Limitaciones</w:t>
       </w:r>
     </w:p>
     <w:p>
@@ -1072,407 +516,7 @@
           <w:b w:val="0"/>
           <w:sz w:val="22"/>
         </w:rPr>
-        <w:t>Como se observa en la Figura 3, la curva ROC se ubica por encima de la línea diagonal que representa una clasificación aleatoria. El AUC de 0.859 demuestra que el modelo posee capacidad de discriminación entre ambas clases en el conjunto de prueba.</w:t>
-      </w:r>
-    </w:p>
-    <w:p>
-      <w:pPr>
-        <w:spacing w:before="120" w:after="60"/>
-        <w:jc w:val="center"/>
-      </w:pPr>
-      <w:r>
-        <w:drawing>
-          <wp:inline xmlns:a="http://schemas.openxmlformats.org/drawingml/2006/main" xmlns:pic="http://schemas.openxmlformats.org/drawingml/2006/picture">
-            <wp:extent cx="5472000" cy="4678317"/>
-            <wp:docPr id="3" name="Picture 3"/>
-            <wp:cNvGraphicFramePr>
-              <a:graphicFrameLocks noChangeAspect="1"/>
-            </wp:cNvGraphicFramePr>
-            <a:graphic>
-              <a:graphicData uri="http://schemas.openxmlformats.org/drawingml/2006/picture">
-                <pic:pic>
-                  <pic:nvPicPr>
-                    <pic:cNvPr id="0" name="03_curva_roc.png"/>
-                    <pic:cNvPicPr/>
-                  </pic:nvPicPr>
-                  <pic:blipFill>
-                    <a:blip r:embed="rId11"/>
-                    <a:stretch>
-                      <a:fillRect/>
-                    </a:stretch>
-                  </pic:blipFill>
-                  <pic:spPr>
-                    <a:xfrm>
-                      <a:off x="0" y="0"/>
-                      <a:ext cx="5472000" cy="4678317"/>
-                    </a:xfrm>
-                    <a:prstGeom prst="rect"/>
-                  </pic:spPr>
-                </pic:pic>
-              </a:graphicData>
-            </a:graphic>
-          </wp:inline>
-        </w:drawing>
-      </w:r>
-    </w:p>
-    <w:p>
-      <w:pPr>
-        <w:spacing w:after="200"/>
-        <w:jc w:val="center"/>
-      </w:pPr>
-      <w:r>
-        <w:rPr>
-          <w:rFonts w:ascii="Calibri" w:hAnsi="Calibri"/>
-          <w:b w:val="0"/>
-          <w:i/>
-          <w:sz w:val="20"/>
-        </w:rPr>
-        <w:t>Figura 3. Curva ROC del modelo Random Forest.</w:t>
-      </w:r>
-    </w:p>
-    <w:p>
-      <w:pPr>
-        <w:spacing w:after="160" w:line="276" w:lineRule="auto"/>
-      </w:pPr>
-      <w:r>
-        <w:rPr>
-          <w:rFonts w:ascii="Calibri" w:hAnsi="Calibri"/>
-          <w:b w:val="0"/>
-          <w:sz w:val="22"/>
-        </w:rPr>
-        <w:t>La Figura 4 corresponde a la curva Precision Recall, cuyo valor promedio fue de 0.827. Esta gráfica permite evaluar la relación entre la precisión y la sensibilidad para distintos umbrales de decisión. Los resultados muestran que el modelo mantiene un desempeño consistente al identificar la clase positiva sintética.</w:t>
-      </w:r>
-    </w:p>
-    <w:p>
-      <w:pPr>
-        <w:spacing w:before="120" w:after="60"/>
-        <w:jc w:val="center"/>
-      </w:pPr>
-      <w:r>
-        <w:drawing>
-          <wp:inline xmlns:a="http://schemas.openxmlformats.org/drawingml/2006/main" xmlns:pic="http://schemas.openxmlformats.org/drawingml/2006/picture">
-            <wp:extent cx="5472000" cy="4670145"/>
-            <wp:docPr id="4" name="Picture 4"/>
-            <wp:cNvGraphicFramePr>
-              <a:graphicFrameLocks noChangeAspect="1"/>
-            </wp:cNvGraphicFramePr>
-            <a:graphic>
-              <a:graphicData uri="http://schemas.openxmlformats.org/drawingml/2006/picture">
-                <pic:pic>
-                  <pic:nvPicPr>
-                    <pic:cNvPr id="0" name="04_curva_precision_recall.png"/>
-                    <pic:cNvPicPr/>
-                  </pic:nvPicPr>
-                  <pic:blipFill>
-                    <a:blip r:embed="rId12"/>
-                    <a:stretch>
-                      <a:fillRect/>
-                    </a:stretch>
-                  </pic:blipFill>
-                  <pic:spPr>
-                    <a:xfrm>
-                      <a:off x="0" y="0"/>
-                      <a:ext cx="5472000" cy="4670145"/>
-                    </a:xfrm>
-                    <a:prstGeom prst="rect"/>
-                  </pic:spPr>
-                </pic:pic>
-              </a:graphicData>
-            </a:graphic>
-          </wp:inline>
-        </w:drawing>
-      </w:r>
-    </w:p>
-    <w:p>
-      <w:pPr>
-        <w:spacing w:after="200"/>
-        <w:jc w:val="center"/>
-      </w:pPr>
-      <w:r>
-        <w:rPr>
-          <w:rFonts w:ascii="Calibri" w:hAnsi="Calibri"/>
-          <w:b w:val="0"/>
-          <w:i/>
-          <w:sz w:val="20"/>
-        </w:rPr>
-        <w:t>Figura 4. Curva Precision Recall del modelo Random Forest.</w:t>
-      </w:r>
-    </w:p>
-    <w:p>
-      <w:pPr>
-        <w:pStyle w:val="Heading2"/>
-        <w:spacing w:before="280" w:after="140"/>
-      </w:pPr>
-      <w:r>
-        <w:rPr>
-          <w:rFonts w:ascii="Calibri" w:hAnsi="Calibri"/>
-          <w:b/>
-          <w:color w:val="000000"/>
-          <w:sz w:val="24"/>
-        </w:rPr>
-        <w:t>Calibración del modelo</w:t>
-      </w:r>
-    </w:p>
-    <w:p>
-      <w:pPr>
-        <w:spacing w:after="160" w:line="276" w:lineRule="auto"/>
-      </w:pPr>
-      <w:r>
-        <w:rPr>
-          <w:rFonts w:ascii="Calibri" w:hAnsi="Calibri"/>
-          <w:b w:val="0"/>
-          <w:sz w:val="22"/>
-        </w:rPr>
-        <w:t>La Figura 5 muestra la curva de calibración, la cual compara la probabilidad predicha por el modelo con la proporción real de casos positivos. Se observan variaciones respecto de la línea de calibración perfecta, principalmente en probabilidades intermedias. Por ello, las probabilidades estimadas deben interpretarse con precaución y requerirán calibración adicional cuando se disponga de datos reales.</w:t>
-      </w:r>
-    </w:p>
-    <w:p>
-      <w:pPr>
-        <w:spacing w:before="120" w:after="60"/>
-        <w:jc w:val="center"/>
-      </w:pPr>
-      <w:r>
-        <w:drawing>
-          <wp:inline xmlns:a="http://schemas.openxmlformats.org/drawingml/2006/main" xmlns:pic="http://schemas.openxmlformats.org/drawingml/2006/picture">
-            <wp:extent cx="5472000" cy="4670145"/>
-            <wp:docPr id="5" name="Picture 5"/>
-            <wp:cNvGraphicFramePr>
-              <a:graphicFrameLocks noChangeAspect="1"/>
-            </wp:cNvGraphicFramePr>
-            <a:graphic>
-              <a:graphicData uri="http://schemas.openxmlformats.org/drawingml/2006/picture">
-                <pic:pic>
-                  <pic:nvPicPr>
-                    <pic:cNvPr id="0" name="05_calibracion.png"/>
-                    <pic:cNvPicPr/>
-                  </pic:nvPicPr>
-                  <pic:blipFill>
-                    <a:blip r:embed="rId13"/>
-                    <a:stretch>
-                      <a:fillRect/>
-                    </a:stretch>
-                  </pic:blipFill>
-                  <pic:spPr>
-                    <a:xfrm>
-                      <a:off x="0" y="0"/>
-                      <a:ext cx="5472000" cy="4670145"/>
-                    </a:xfrm>
-                    <a:prstGeom prst="rect"/>
-                  </pic:spPr>
-                </pic:pic>
-              </a:graphicData>
-            </a:graphic>
-          </wp:inline>
-        </w:drawing>
-      </w:r>
-    </w:p>
-    <w:p>
-      <w:pPr>
-        <w:spacing w:after="200"/>
-        <w:jc w:val="center"/>
-      </w:pPr>
-      <w:r>
-        <w:rPr>
-          <w:rFonts w:ascii="Calibri" w:hAnsi="Calibri"/>
-          <w:b w:val="0"/>
-          <w:i/>
-          <w:sz w:val="20"/>
-        </w:rPr>
-        <w:t>Figura 5. Curva de calibración del modelo Random Forest.</w:t>
-      </w:r>
-    </w:p>
-    <w:p>
-      <w:pPr>
-        <w:pStyle w:val="Heading2"/>
-        <w:spacing w:before="280" w:after="140"/>
-      </w:pPr>
-      <w:r>
-        <w:rPr>
-          <w:rFonts w:ascii="Calibri" w:hAnsi="Calibri"/>
-          <w:b/>
-          <w:color w:val="000000"/>
-          <w:sz w:val="24"/>
-        </w:rPr>
-        <w:t>Importancia de las características</w:t>
-      </w:r>
-    </w:p>
-    <w:p>
-      <w:pPr>
-        <w:spacing w:after="160" w:line="276" w:lineRule="auto"/>
-      </w:pPr>
-      <w:r>
-        <w:rPr>
-          <w:rFonts w:ascii="Calibri" w:hAnsi="Calibri"/>
-          <w:b w:val="0"/>
-          <w:sz w:val="22"/>
-        </w:rPr>
-        <w:t>La Figura 6 presenta la importancia relativa de los 18 ítems de la escala. Los ítems con mayor importancia fueron el ítem 1, relacionado con la atención a detalles; el ítem 14, referido a responder impulsivamente; y el ítem 7, relacionado con seguir instrucciones. Sin embargo, las diferencias entre las importancias son reducidas, debido a que los datos usados fueron generados aleatoriamente y todos los ítems participan de manera similar en la etiqueta sintética.</w:t>
-      </w:r>
-    </w:p>
-    <w:p>
-      <w:pPr>
-        <w:spacing w:before="120" w:after="60"/>
-        <w:jc w:val="center"/>
-      </w:pPr>
-      <w:r>
-        <w:drawing>
-          <wp:inline xmlns:a="http://schemas.openxmlformats.org/drawingml/2006/main" xmlns:pic="http://schemas.openxmlformats.org/drawingml/2006/picture">
-            <wp:extent cx="5472000" cy="3976581"/>
-            <wp:docPr id="6" name="Picture 6"/>
-            <wp:cNvGraphicFramePr>
-              <a:graphicFrameLocks noChangeAspect="1"/>
-            </wp:cNvGraphicFramePr>
-            <a:graphic>
-              <a:graphicData uri="http://schemas.openxmlformats.org/drawingml/2006/picture">
-                <pic:pic>
-                  <pic:nvPicPr>
-                    <pic:cNvPr id="0" name="06_importancia_items.png"/>
-                    <pic:cNvPicPr/>
-                  </pic:nvPicPr>
-                  <pic:blipFill>
-                    <a:blip r:embed="rId14"/>
-                    <a:stretch>
-                      <a:fillRect/>
-                    </a:stretch>
-                  </pic:blipFill>
-                  <pic:spPr>
-                    <a:xfrm>
-                      <a:off x="0" y="0"/>
-                      <a:ext cx="5472000" cy="3976581"/>
-                    </a:xfrm>
-                    <a:prstGeom prst="rect"/>
-                  </pic:spPr>
-                </pic:pic>
-              </a:graphicData>
-            </a:graphic>
-          </wp:inline>
-        </w:drawing>
-      </w:r>
-    </w:p>
-    <w:p>
-      <w:pPr>
-        <w:spacing w:after="200"/>
-        <w:jc w:val="center"/>
-      </w:pPr>
-      <w:r>
-        <w:rPr>
-          <w:rFonts w:ascii="Calibri" w:hAnsi="Calibri"/>
-          <w:b w:val="0"/>
-          <w:i/>
-          <w:sz w:val="20"/>
-        </w:rPr>
-        <w:t>Figura 6. Importancia de las características de ADHD Rating Scale IV.</w:t>
-      </w:r>
-    </w:p>
-    <w:p>
-      <w:pPr>
-        <w:pStyle w:val="Heading2"/>
-        <w:spacing w:before="280" w:after="140"/>
-      </w:pPr>
-      <w:r>
-        <w:rPr>
-          <w:rFonts w:ascii="Calibri" w:hAnsi="Calibri"/>
-          <w:b/>
-          <w:color w:val="000000"/>
-          <w:sz w:val="24"/>
-        </w:rPr>
-        <w:t>Validación cruzada</w:t>
-      </w:r>
-    </w:p>
-    <w:p>
-      <w:pPr>
-        <w:spacing w:after="160" w:line="276" w:lineRule="auto"/>
-      </w:pPr>
-      <w:r>
-        <w:rPr>
-          <w:rFonts w:ascii="Calibri" w:hAnsi="Calibri"/>
-          <w:b w:val="0"/>
-          <w:sz w:val="22"/>
-        </w:rPr>
-        <w:t>La Figura 7 presenta una validación cruzada estratificada de cinco particiones. Los resultados se mantuvieron relativamente estables entre los distintos folds: accuracy promedio de 78.25 por ciento, precisión de 77.50 por ciento, sensibilidad de 75.03 por ciento, F1 score de 76.24 por ciento y ROC AUC de 83.90 por ciento. Esta estabilidad indica que el modelo no depende exclusivamente de una única división de entrenamiento y prueba.</w:t>
-      </w:r>
-    </w:p>
-    <w:p>
-      <w:pPr>
-        <w:spacing w:before="120" w:after="60"/>
-        <w:jc w:val="center"/>
-      </w:pPr>
-      <w:r>
-        <w:drawing>
-          <wp:inline xmlns:a="http://schemas.openxmlformats.org/drawingml/2006/main" xmlns:pic="http://schemas.openxmlformats.org/drawingml/2006/picture">
-            <wp:extent cx="5472000" cy="3256777"/>
-            <wp:docPr id="7" name="Picture 7"/>
-            <wp:cNvGraphicFramePr>
-              <a:graphicFrameLocks noChangeAspect="1"/>
-            </wp:cNvGraphicFramePr>
-            <a:graphic>
-              <a:graphicData uri="http://schemas.openxmlformats.org/drawingml/2006/picture">
-                <pic:pic>
-                  <pic:nvPicPr>
-                    <pic:cNvPr id="0" name="07_validacion_cruzada.png"/>
-                    <pic:cNvPicPr/>
-                  </pic:nvPicPr>
-                  <pic:blipFill>
-                    <a:blip r:embed="rId15"/>
-                    <a:stretch>
-                      <a:fillRect/>
-                    </a:stretch>
-                  </pic:blipFill>
-                  <pic:spPr>
-                    <a:xfrm>
-                      <a:off x="0" y="0"/>
-                      <a:ext cx="5472000" cy="3256777"/>
-                    </a:xfrm>
-                    <a:prstGeom prst="rect"/>
-                  </pic:spPr>
-                </pic:pic>
-              </a:graphicData>
-            </a:graphic>
-          </wp:inline>
-        </w:drawing>
-      </w:r>
-    </w:p>
-    <w:p>
-      <w:pPr>
-        <w:spacing w:after="200"/>
-        <w:jc w:val="center"/>
-      </w:pPr>
-      <w:r>
-        <w:rPr>
-          <w:rFonts w:ascii="Calibri" w:hAnsi="Calibri"/>
-          <w:b w:val="0"/>
-          <w:i/>
-          <w:sz w:val="20"/>
-        </w:rPr>
-        <w:t>Figura 7. Validación cruzada estratificada del modelo Random Forest.</w:t>
-      </w:r>
-    </w:p>
-    <w:p>
-      <w:pPr>
-        <w:pStyle w:val="Heading2"/>
-        <w:spacing w:before="280" w:after="140"/>
-      </w:pPr>
-      <w:r>
-        <w:rPr>
-          <w:rFonts w:ascii="Calibri" w:hAnsi="Calibri"/>
-          <w:b/>
-          <w:color w:val="000000"/>
-          <w:sz w:val="24"/>
-        </w:rPr>
-        <w:t>Limitación de la prueba</w:t>
-      </w:r>
-    </w:p>
-    <w:p>
-      <w:pPr>
-        <w:spacing w:after="160" w:line="276" w:lineRule="auto"/>
-      </w:pPr>
-      <w:r>
-        <w:rPr>
-          <w:rFonts w:ascii="Calibri" w:hAnsi="Calibri"/>
-          <w:b w:val="0"/>
-          <w:sz w:val="22"/>
-        </w:rPr>
-        <w:t>Los datos y las etiquetas empleados en esta fase fueron simulados. En consecuencia, los resultados validan el funcionamiento técnico del flujo de machine learning, pero no constituyen evidencia de desempeño clínico ni deben utilizarse como diagnóstico. La siguiente etapa debe incorporar respuestas reales de docentes y una etiqueta clínica o profesional validada para entrenar y evaluar el modelo como apoyo al tamizaje.</w:t>
+        <w:t>El tamaño reducido de la muestra limita la estabilidad de las métricas y la capacidad de generalización del modelo. Este resultado representa un apoyo técnico para el tamizaje y no constituye un diagnóstico clínico. La interpretación debe complementarse con una evaluación profesional y con datos reales validados.</w:t>
       </w:r>
     </w:p>
     <w:sectPr>
@@ -1848,10 +892,6 @@
     <w:name w:val="Normal"/>
     <w:qFormat/>
     <w:rsid w:val="00FC693F"/>
-    <w:rPr>
-      <w:rFonts w:ascii="Calibri" w:hAnsi="Calibri"/>
-      <w:sz w:val="22"/>
-    </w:rPr>
   </w:style>
   <w:style w:type="paragraph" w:styleId="Header">
     <w:name w:val="header"/>
@@ -1939,7 +979,7 @@
       <w:rFonts w:asciiTheme="majorHAnsi" w:eastAsiaTheme="majorEastAsia" w:hAnsiTheme="majorHAnsi" w:cstheme="majorBidi"/>
       <w:b/>
       <w:bCs/>
-      <w:color w:val="000000"/>
+      <w:color w:val="4F81BD" w:themeColor="accent1"/>
       <w:sz w:val="26"/>
       <w:szCs w:val="26"/>
     </w:rPr>
